--- a/documents/strategic_direction_and_roadmaps/strategic_direction_scriptronaut.docx
+++ b/documents/strategic_direction_and_roadmaps/strategic_direction_scriptronaut.docx
@@ -341,22 +341,6 @@
     </w:p>
     <w:p>
       <w:pPr>
-        <w:pStyle w:val="ListParagraph"/>
-        <w:numPr>
-          <w:ilvl w:val="0"/>
-          <w:numId w:val="1"/>
-        </w:numPr>
-        <w:spacing w:before="0" w:after="80"/>
-        <w:rPr>
-          <w:rFonts w:ascii="Calibri" w:hAnsi="Calibri"/>
-        </w:rPr>
-      </w:pPr>
-      <w:r>
-        <w:rPr/>
-      </w:r>
-    </w:p>
-    <w:p>
-      <w:pPr>
         <w:pStyle w:val="Normal"/>
         <w:rPr/>
       </w:pPr>
@@ -398,6 +382,15 @@
           <w:szCs w:val="22"/>
         </w:rPr>
         <w:t>Does Scriptronaut only selling tools on markets or does it also create custom tools for clients?</w:t>
+      </w:r>
+      <w:r>
+        <w:rPr>
+          <w:rFonts w:ascii="Calibri" w:hAnsi="Calibri"/>
+          <w:color w:val="auto"/>
+          <w:sz w:val="22"/>
+          <w:szCs w:val="22"/>
+        </w:rPr>
+        <w:commentReference w:id="0"/>
       </w:r>
     </w:p>
     <w:sectPr>
@@ -411,6 +404,26 @@
     </w:sectPr>
   </w:body>
 </w:document>
+</file>
+
+<file path=word/comments.xml><?xml version="1.0" encoding="utf-8"?>
+<w:comments xmlns:o="urn:schemas-microsoft-com:office:office" xmlns:r="http://schemas.openxmlformats.org/officeDocument/2006/relationships" xmlns:v="urn:schemas-microsoft-com:vml" xmlns:w="http://schemas.openxmlformats.org/wordprocessingml/2006/main" xmlns:w10="urn:schemas-microsoft-com:office:word" xmlns:wp="http://schemas.openxmlformats.org/drawingml/2006/wordprocessingDrawing" xmlns:pic="http://schemas.openxmlformats.org/drawingml/2006/picture" xmlns:wps="http://schemas.microsoft.com/office/word/2010/wordprocessingShape" xmlns:wpg="http://schemas.microsoft.com/office/word/2010/wordprocessingGroup" xmlns:mc="http://schemas.openxmlformats.org/markup-compatibility/2006" xmlns:wp14="http://schemas.microsoft.com/office/word/2010/wordprocessingDrawing" xmlns:w14="http://schemas.microsoft.com/office/word/2010/wordml" xmlns:w15="http://schemas.microsoft.com/office/word/2012/wordml" mc:Ignorable="w14 wp14 w15">
+  <w:comment w:id="0" w:author="Unknown Author" w:date="2026-08-25T15:35:09Z" w:initials="">
+    <w:p>
+      <w:pPr>
+        <w:overflowPunct w:val="false"/>
+        <w:rPr/>
+      </w:pPr>
+      <w:r>
+        <w:annotationRef/>
+      </w:r>
+      <w:r>
+        <w:rPr/>
+        <w:t>No Custom tools for now</w:t>
+      </w:r>
+    </w:p>
+  </w:comment>
+</w:comments>
 </file>
 
 <file path=word/numbering.xml><?xml version="1.0" encoding="utf-8"?>
@@ -771,8 +784,8 @@
       <w:u w:val="single"/>
     </w:rPr>
   </w:style>
-  <w:style w:type="character" w:styleId="FootnoteCharacters">
-    <w:name w:val="Footnote Characters"/>
+  <w:style w:type="character" w:styleId="FootnoteCharactersuser">
+    <w:name w:val="Footnote Characters (user)"/>
     <w:uiPriority w:val="99"/>
     <w:semiHidden/>
     <w:unhideWhenUsed/>
@@ -781,8 +794,8 @@
       <w:vertAlign w:val="superscript"/>
     </w:rPr>
   </w:style>
-  <w:style w:type="character" w:styleId="FootnoteCharactersuser">
-    <w:name w:val="Footnote Characters (user)"/>
+  <w:style w:type="character" w:styleId="FootnoteCharacters">
+    <w:name w:val="Footnote Characters"/>
     <w:qFormat/>
     <w:rPr>
       <w:vertAlign w:val="superscript"/>
@@ -806,8 +819,8 @@
       <w:szCs w:val="20"/>
     </w:rPr>
   </w:style>
-  <w:style w:type="character" w:styleId="EndnoteCharacters">
-    <w:name w:val="Endnote Characters"/>
+  <w:style w:type="character" w:styleId="EndnoteCharactersuser">
+    <w:name w:val="Endnote Characters (user)"/>
     <w:uiPriority w:val="99"/>
     <w:semiHidden/>
     <w:unhideWhenUsed/>
@@ -816,8 +829,8 @@
       <w:vertAlign w:val="superscript"/>
     </w:rPr>
   </w:style>
-  <w:style w:type="character" w:styleId="EndnoteCharactersuser">
-    <w:name w:val="Endnote Characters (user)"/>
+  <w:style w:type="character" w:styleId="EndnoteCharacters">
+    <w:name w:val="Endnote Characters"/>
     <w:qFormat/>
     <w:rPr>
       <w:vertAlign w:val="superscript"/>
@@ -975,6 +988,20 @@
       <w:spacing w:lineRule="auto" w:line="240" w:before="0" w:after="0"/>
     </w:pPr>
     <w:rPr>
+      <w:sz w:val="20"/>
+      <w:szCs w:val="20"/>
+    </w:rPr>
+  </w:style>
+  <w:style w:type="paragraph" w:styleId="Comment">
+    <w:name w:val="Comment"/>
+    <w:basedOn w:val="Normal"/>
+    <w:qFormat/>
+    <w:pPr>
+      <w:spacing w:lineRule="auto" w:line="240" w:before="56" w:after="0"/>
+      <w:ind w:hanging="0" w:start="57" w:end="57"/>
+    </w:pPr>
+    <w:rPr>
+      <w:color w:val="auto"/>
       <w:sz w:val="20"/>
       <w:szCs w:val="20"/>
     </w:rPr>
